--- a/ДНЕВНИК РАЗРАБОТКИ ДИСТРИБЬЮТОРА.docx
+++ b/ДНЕВНИК РАЗРАБОТКИ ДИСТРИБЬЮТОРА.docx
@@ -606,7 +606,9 @@
       </w:tr>
       <w:tr>
         <w:tblPrEx/>
-        <w:trPr/>
+        <w:trPr>
+          <w:trHeight w:val="3589"/>
+        </w:trPr>
         <w:tc>
           <w:tcPr>
             <w:tcW w:w="1559" w:type="dxa"/>
@@ -715,9 +717,17 @@
                 </w:rPr>
               </w:r>
             </w:hyperlink>
-            <w:r/>
             <w:r>
               <w:rPr>
+                <w:rFonts w:ascii="Times New Roman" w:hAnsi="Times New Roman" w:eastAsia="Times New Roman" w:cs="Times New Roman"/>
+                <w:sz w:val="28"/>
+                <w:szCs w:val="28"/>
+                <w:highlight w:val="none"/>
+              </w:rPr>
+            </w:r>
+            <w:r>
+              <w:rPr>
+                <w:rStyle w:val="813"/>
                 <w:rFonts w:ascii="Times New Roman" w:hAnsi="Times New Roman" w:eastAsia="Times New Roman" w:cs="Times New Roman"/>
                 <w:sz w:val="28"/>
                 <w:szCs w:val="28"/>
@@ -940,6 +950,197 @@
           </w:p>
         </w:tc>
       </w:tr>
+      <w:tr>
+        <w:tblPrEx/>
+        <w:trPr>
+          <w:trHeight w:val="3589"/>
+        </w:trPr>
+        <w:tc>
+          <w:tcPr>
+            <w:tcW w:w="1559" w:type="dxa"/>
+            <w:vMerge w:val="restart"/>
+            <w:textDirection w:val="lrTb"/>
+            <w:noWrap w:val="false"/>
+          </w:tcPr>
+          <w:p>
+            <w:pPr>
+              <w:jc w:val="center"/>
+              <w:rPr>
+                <w:rFonts w:ascii="Times New Roman" w:hAnsi="Times New Roman" w:eastAsia="Times New Roman" w:cs="Times New Roman"/>
+                <w:sz w:val="28"/>
+                <w:szCs w:val="28"/>
+                <w:highlight w:val="none"/>
+              </w:rPr>
+            </w:pPr>
+            <w:r>
+              <w:rPr>
+                <w:rFonts w:ascii="Times New Roman" w:hAnsi="Times New Roman" w:eastAsia="Times New Roman" w:cs="Times New Roman"/>
+                <w:sz w:val="28"/>
+                <w:szCs w:val="28"/>
+                <w:highlight w:val="none"/>
+                <w:lang w:val="en-US"/>
+              </w:rPr>
+              <w:t xml:space="preserve">2</w:t>
+            </w:r>
+            <w:r>
+              <w:rPr>
+                <w:rFonts w:ascii="Times New Roman" w:hAnsi="Times New Roman" w:eastAsia="Times New Roman" w:cs="Times New Roman"/>
+                <w:sz w:val="28"/>
+                <w:szCs w:val="28"/>
+                <w:highlight w:val="none"/>
+              </w:rPr>
+            </w:r>
+          </w:p>
+        </w:tc>
+        <w:tc>
+          <w:tcPr>
+            <w:tcW w:w="2409" w:type="dxa"/>
+            <w:vMerge w:val="restart"/>
+            <w:textDirection w:val="lrTb"/>
+            <w:noWrap w:val="false"/>
+          </w:tcPr>
+          <w:p>
+            <w:pPr>
+              <w:jc w:val="left"/>
+              <w:rPr>
+                <w:rFonts w:ascii="Times New Roman" w:hAnsi="Times New Roman" w:eastAsia="Times New Roman" w:cs="Times New Roman"/>
+                <w:sz w:val="28"/>
+                <w:szCs w:val="28"/>
+                <w:highlight w:val="none"/>
+              </w:rPr>
+            </w:pPr>
+            <w:r>
+              <w:rPr>
+                <w:rFonts w:ascii="Times New Roman" w:hAnsi="Times New Roman" w:eastAsia="Times New Roman" w:cs="Times New Roman"/>
+                <w:sz w:val="28"/>
+                <w:szCs w:val="28"/>
+                <w:highlight w:val="none"/>
+              </w:rPr>
+            </w:r>
+            <w:hyperlink r:id="rId11" w:tooltip="https://github.com/VALENBURG-city/VOLUME.git" w:history="1">
+              <w:r>
+                <w:rPr>
+                  <w:rStyle w:val="813"/>
+                  <w:rFonts w:ascii="Times New Roman" w:hAnsi="Times New Roman" w:eastAsia="Times New Roman" w:cs="Times New Roman"/>
+                  <w:sz w:val="28"/>
+                  <w:szCs w:val="28"/>
+                  <w:highlight w:val="none"/>
+                </w:rPr>
+              </w:r>
+              <w:r>
+                <w:rPr>
+                  <w:rStyle w:val="813"/>
+                  <w:rFonts w:ascii="Times New Roman" w:hAnsi="Times New Roman" w:eastAsia="Times New Roman" w:cs="Times New Roman"/>
+                  <w:sz w:val="28"/>
+                  <w:szCs w:val="28"/>
+                  <w:highlight w:val="none"/>
+                </w:rPr>
+                <w:t xml:space="preserve">https://github.com/VALENBURG-city/VOLUME.git</w:t>
+              </w:r>
+              <w:r>
+                <w:rPr>
+                  <w:rStyle w:val="813"/>
+                  <w:rFonts w:ascii="Times New Roman" w:hAnsi="Times New Roman" w:eastAsia="Times New Roman" w:cs="Times New Roman"/>
+                  <w:sz w:val="28"/>
+                  <w:szCs w:val="28"/>
+                  <w:highlight w:val="none"/>
+                </w:rPr>
+              </w:r>
+              <w:r>
+                <w:rPr>
+                  <w:rStyle w:val="813"/>
+                  <w:rFonts w:ascii="Times New Roman" w:hAnsi="Times New Roman" w:eastAsia="Times New Roman" w:cs="Times New Roman"/>
+                  <w:sz w:val="28"/>
+                  <w:szCs w:val="28"/>
+                  <w:highlight w:val="none"/>
+                </w:rPr>
+              </w:r>
+            </w:hyperlink>
+            <w:r/>
+            <w:r>
+              <w:rPr>
+                <w:rFonts w:ascii="Times New Roman" w:hAnsi="Times New Roman" w:eastAsia="Times New Roman" w:cs="Times New Roman"/>
+                <w:sz w:val="28"/>
+                <w:szCs w:val="28"/>
+                <w:highlight w:val="none"/>
+              </w:rPr>
+            </w:r>
+          </w:p>
+        </w:tc>
+        <w:tc>
+          <w:tcPr>
+            <w:tcW w:w="2268" w:type="dxa"/>
+            <w:vMerge w:val="restart"/>
+            <w:textDirection w:val="lrTb"/>
+            <w:noWrap w:val="false"/>
+          </w:tcPr>
+          <w:p>
+            <w:pPr>
+              <w:jc w:val="center"/>
+              <w:rPr>
+                <w:rFonts w:ascii="Times New Roman" w:hAnsi="Times New Roman" w:eastAsia="Times New Roman" w:cs="Times New Roman"/>
+                <w:sz w:val="28"/>
+                <w:szCs w:val="28"/>
+                <w:highlight w:val="none"/>
+              </w:rPr>
+            </w:pPr>
+            <w:r>
+              <w:rPr>
+                <w:rFonts w:ascii="Times New Roman" w:hAnsi="Times New Roman" w:eastAsia="Times New Roman" w:cs="Times New Roman"/>
+                <w:sz w:val="28"/>
+                <w:szCs w:val="28"/>
+                <w:highlight w:val="none"/>
+                <w:lang w:val="en-US"/>
+              </w:rPr>
+              <w:t xml:space="preserve">6.04.2026</w:t>
+            </w:r>
+            <w:r>
+              <w:rPr>
+                <w:rFonts w:ascii="Times New Roman" w:hAnsi="Times New Roman" w:eastAsia="Times New Roman" w:cs="Times New Roman"/>
+                <w:sz w:val="28"/>
+                <w:szCs w:val="28"/>
+                <w:highlight w:val="none"/>
+              </w:rPr>
+            </w:r>
+          </w:p>
+        </w:tc>
+        <w:tc>
+          <w:tcPr>
+            <w:tcW w:w="3119" w:type="dxa"/>
+            <w:vMerge w:val="restart"/>
+            <w:textDirection w:val="lrTb"/>
+            <w:noWrap w:val="false"/>
+          </w:tcPr>
+          <w:p>
+            <w:pPr>
+              <w:rPr>
+                <w:rFonts w:ascii="Times New Roman" w:hAnsi="Times New Roman" w:eastAsia="Times New Roman" w:cs="Times New Roman"/>
+                <w:sz w:val="28"/>
+                <w:szCs w:val="28"/>
+                <w:highlight w:val="none"/>
+              </w:rPr>
+            </w:pPr>
+            <w:r>
+              <w:rPr>
+                <w:rFonts w:ascii="Times New Roman" w:hAnsi="Times New Roman" w:eastAsia="Times New Roman" w:cs="Times New Roman"/>
+                <w:sz w:val="28"/>
+                <w:szCs w:val="28"/>
+                <w:highlight w:val="none"/>
+                <w:lang w:val="ru-RU"/>
+              </w:rPr>
+              <w:t xml:space="preserve">Созданы страницы регистрации и входа в аккаунт. Был создан и настроен скрипт для их работы. Также дополнены и улучшены файлы со стилями, отвечающие за стандартизацию оформления сайта.</w:t>
+            </w:r>
+            <w:r>
+              <w:rPr>
+                <w:rFonts w:ascii="Times New Roman" w:hAnsi="Times New Roman" w:eastAsia="Times New Roman" w:cs="Times New Roman"/>
+                <w:sz w:val="28"/>
+                <w:szCs w:val="28"/>
+                <w:highlight w:val="none"/>
+              </w:rPr>
+            </w:r>
+          </w:p>
+        </w:tc>
+      </w:tr>
     </w:tbl>
     <w:p>
       <w:pPr>

--- a/ДНЕВНИК РАЗРАБОТКИ ДИСТРИБЬЮТОРА.docx
+++ b/ДНЕВНИК РАЗРАБОТКИ ДИСТРИБЬЮТОРА.docx
@@ -719,6 +719,7 @@
             </w:hyperlink>
             <w:r>
               <w:rPr>
+                <w:rStyle w:val="813"/>
                 <w:rFonts w:ascii="Times New Roman" w:hAnsi="Times New Roman" w:eastAsia="Times New Roman" w:cs="Times New Roman"/>
                 <w:sz w:val="28"/>
                 <w:szCs w:val="28"/>
@@ -990,6 +991,14 @@
                 <w:highlight w:val="none"/>
               </w:rPr>
             </w:r>
+            <w:r>
+              <w:rPr>
+                <w:rFonts w:ascii="Times New Roman" w:hAnsi="Times New Roman" w:eastAsia="Times New Roman" w:cs="Times New Roman"/>
+                <w:sz w:val="28"/>
+                <w:szCs w:val="28"/>
+                <w:highlight w:val="none"/>
+              </w:rPr>
+            </w:r>
           </w:p>
         </w:tc>
         <w:tc>
@@ -1056,7 +1065,14 @@
                 </w:rPr>
               </w:r>
             </w:hyperlink>
-            <w:r/>
+            <w:r>
+              <w:rPr>
+                <w:rFonts w:ascii="Times New Roman" w:hAnsi="Times New Roman" w:eastAsia="Times New Roman" w:cs="Times New Roman"/>
+                <w:sz w:val="28"/>
+                <w:szCs w:val="28"/>
+                <w:highlight w:val="none"/>
+              </w:rPr>
+            </w:r>
             <w:r>
               <w:rPr>
                 <w:rFonts w:ascii="Times New Roman" w:hAnsi="Times New Roman" w:eastAsia="Times New Roman" w:cs="Times New Roman"/>
@@ -1102,6 +1118,14 @@
                 <w:highlight w:val="none"/>
               </w:rPr>
             </w:r>
+            <w:r>
+              <w:rPr>
+                <w:rFonts w:ascii="Times New Roman" w:hAnsi="Times New Roman" w:eastAsia="Times New Roman" w:cs="Times New Roman"/>
+                <w:sz w:val="28"/>
+                <w:szCs w:val="28"/>
+                <w:highlight w:val="none"/>
+              </w:rPr>
+            </w:r>
           </w:p>
         </w:tc>
         <w:tc>
@@ -1136,6 +1160,238 @@
                 <w:sz w:val="28"/>
                 <w:szCs w:val="28"/>
                 <w:highlight w:val="none"/>
+              </w:rPr>
+            </w:r>
+            <w:r>
+              <w:rPr>
+                <w:rFonts w:ascii="Times New Roman" w:hAnsi="Times New Roman" w:eastAsia="Times New Roman" w:cs="Times New Roman"/>
+                <w:sz w:val="28"/>
+                <w:szCs w:val="28"/>
+                <w:highlight w:val="none"/>
+              </w:rPr>
+            </w:r>
+          </w:p>
+        </w:tc>
+      </w:tr>
+      <w:tr>
+        <w:tblPrEx/>
+        <w:trPr>
+          <w:trHeight w:val="3589"/>
+        </w:trPr>
+        <w:tc>
+          <w:tcPr>
+            <w:tcW w:w="1559" w:type="dxa"/>
+            <w:vMerge w:val="restart"/>
+            <w:textDirection w:val="lrTb"/>
+            <w:noWrap w:val="false"/>
+          </w:tcPr>
+          <w:p>
+            <w:pPr>
+              <w:jc w:val="center"/>
+              <w:rPr>
+                <w:rFonts w:ascii="Times New Roman" w:hAnsi="Times New Roman" w:eastAsia="Times New Roman" w:cs="Times New Roman"/>
+                <w:sz w:val="28"/>
+                <w:szCs w:val="28"/>
+                <w:highlight w:val="none"/>
+                <w:lang w:val="en-US"/>
+              </w:rPr>
+            </w:pPr>
+            <w:r>
+              <w:rPr>
+                <w:rFonts w:ascii="Times New Roman" w:hAnsi="Times New Roman" w:eastAsia="Times New Roman" w:cs="Times New Roman"/>
+                <w:sz w:val="28"/>
+                <w:szCs w:val="28"/>
+                <w:highlight w:val="none"/>
+                <w:lang w:val="ru-RU"/>
+              </w:rPr>
+              <w:t xml:space="preserve">3</w:t>
+            </w:r>
+            <w:r>
+              <w:rPr>
+                <w:rFonts w:ascii="Times New Roman" w:hAnsi="Times New Roman" w:eastAsia="Times New Roman" w:cs="Times New Roman"/>
+                <w:sz w:val="28"/>
+                <w:szCs w:val="28"/>
+                <w:highlight w:val="none"/>
+                <w:lang w:val="en-US"/>
+              </w:rPr>
+            </w:r>
+          </w:p>
+        </w:tc>
+        <w:tc>
+          <w:tcPr>
+            <w:tcW w:w="2409" w:type="dxa"/>
+            <w:vMerge w:val="restart"/>
+            <w:textDirection w:val="lrTb"/>
+            <w:noWrap w:val="false"/>
+          </w:tcPr>
+          <w:p>
+            <w:pPr>
+              <w:jc w:val="left"/>
+              <w:rPr>
+                <w:rFonts w:ascii="Times New Roman" w:hAnsi="Times New Roman" w:eastAsia="Times New Roman" w:cs="Times New Roman"/>
+                <w:sz w:val="28"/>
+                <w:szCs w:val="28"/>
+                <w:highlight w:val="none"/>
+              </w:rPr>
+            </w:pPr>
+            <w:r>
+              <w:rPr>
+                <w:rFonts w:ascii="Times New Roman" w:hAnsi="Times New Roman" w:eastAsia="Times New Roman" w:cs="Times New Roman"/>
+                <w:sz w:val="28"/>
+                <w:szCs w:val="28"/>
+                <w:highlight w:val="none"/>
+              </w:rPr>
+            </w:r>
+            <w:r/>
+            <w:hyperlink r:id="rId12" w:tooltip="https://github.com/VALENBURG-city/VOLUME.git" w:history="1">
+              <w:r>
+                <w:rPr>
+                  <w:rStyle w:val="813"/>
+                  <w:rFonts w:ascii="Times New Roman" w:hAnsi="Times New Roman" w:eastAsia="Times New Roman" w:cs="Times New Roman"/>
+                  <w:sz w:val="28"/>
+                  <w:szCs w:val="28"/>
+                  <w:highlight w:val="none"/>
+                </w:rPr>
+              </w:r>
+              <w:r>
+                <w:rPr>
+                  <w:rStyle w:val="813"/>
+                  <w:rFonts w:ascii="Times New Roman" w:hAnsi="Times New Roman" w:eastAsia="Times New Roman" w:cs="Times New Roman"/>
+                  <w:sz w:val="28"/>
+                  <w:szCs w:val="28"/>
+                  <w:highlight w:val="none"/>
+                </w:rPr>
+                <w:t xml:space="preserve">https://github.com/VALENBURG-city/VOLUME.git</w:t>
+              </w:r>
+              <w:r>
+                <w:rPr>
+                  <w:rStyle w:val="813"/>
+                  <w:rFonts w:ascii="Times New Roman" w:hAnsi="Times New Roman" w:eastAsia="Times New Roman" w:cs="Times New Roman"/>
+                  <w:sz w:val="28"/>
+                  <w:szCs w:val="28"/>
+                  <w:highlight w:val="none"/>
+                </w:rPr>
+              </w:r>
+              <w:r>
+                <w:rPr>
+                  <w:rStyle w:val="813"/>
+                  <w:rFonts w:ascii="Times New Roman" w:hAnsi="Times New Roman" w:eastAsia="Times New Roman" w:cs="Times New Roman"/>
+                  <w:sz w:val="28"/>
+                  <w:szCs w:val="28"/>
+                  <w:highlight w:val="none"/>
+                </w:rPr>
+              </w:r>
+            </w:hyperlink>
+            <w:r/>
+            <w:r>
+              <w:rPr>
+                <w:rFonts w:ascii="Times New Roman" w:hAnsi="Times New Roman" w:eastAsia="Times New Roman" w:cs="Times New Roman"/>
+                <w:sz w:val="28"/>
+                <w:szCs w:val="28"/>
+                <w:highlight w:val="none"/>
+              </w:rPr>
+            </w:r>
+            <w:r>
+              <w:rPr>
+                <w:rFonts w:ascii="Times New Roman" w:hAnsi="Times New Roman" w:eastAsia="Times New Roman" w:cs="Times New Roman"/>
+                <w:sz w:val="28"/>
+                <w:szCs w:val="28"/>
+                <w:highlight w:val="none"/>
+              </w:rPr>
+            </w:r>
+          </w:p>
+        </w:tc>
+        <w:tc>
+          <w:tcPr>
+            <w:tcW w:w="2268" w:type="dxa"/>
+            <w:vMerge w:val="restart"/>
+            <w:textDirection w:val="lrTb"/>
+            <w:noWrap w:val="false"/>
+          </w:tcPr>
+          <w:p>
+            <w:pPr>
+              <w:jc w:val="center"/>
+              <w:rPr>
+                <w:rFonts w:ascii="Times New Roman" w:hAnsi="Times New Roman" w:eastAsia="Times New Roman" w:cs="Times New Roman"/>
+                <w:sz w:val="28"/>
+                <w:szCs w:val="28"/>
+                <w:highlight w:val="none"/>
+                <w:lang w:val="en-US"/>
+              </w:rPr>
+            </w:pPr>
+            <w:r>
+              <w:rPr>
+                <w:rFonts w:ascii="Times New Roman" w:hAnsi="Times New Roman" w:eastAsia="Times New Roman" w:cs="Times New Roman"/>
+                <w:sz w:val="28"/>
+                <w:szCs w:val="28"/>
+                <w:highlight w:val="none"/>
+                <w:lang w:val="ru-RU"/>
+              </w:rPr>
+              <w:t xml:space="preserve">10.04.2026</w:t>
+            </w:r>
+            <w:r>
+              <w:rPr>
+                <w:rFonts w:ascii="Times New Roman" w:hAnsi="Times New Roman" w:eastAsia="Times New Roman" w:cs="Times New Roman"/>
+                <w:sz w:val="28"/>
+                <w:szCs w:val="28"/>
+                <w:highlight w:val="none"/>
+                <w:lang w:val="en-US"/>
+              </w:rPr>
+            </w:r>
+          </w:p>
+        </w:tc>
+        <w:tc>
+          <w:tcPr>
+            <w:tcW w:w="3119" w:type="dxa"/>
+            <w:vMerge w:val="restart"/>
+            <w:textDirection w:val="lrTb"/>
+            <w:noWrap w:val="false"/>
+          </w:tcPr>
+          <w:p>
+            <w:pPr>
+              <w:rPr>
+                <w:rFonts w:ascii="Times New Roman" w:hAnsi="Times New Roman" w:eastAsia="Times New Roman" w:cs="Times New Roman"/>
+                <w:sz w:val="28"/>
+                <w:szCs w:val="28"/>
+                <w:highlight w:val="none"/>
+                <w:lang w:val="ru-RU"/>
+              </w:rPr>
+            </w:pPr>
+            <w:r>
+              <w:rPr>
+                <w:rFonts w:ascii="Times New Roman" w:hAnsi="Times New Roman" w:eastAsia="Times New Roman" w:cs="Times New Roman"/>
+                <w:sz w:val="28"/>
+                <w:szCs w:val="28"/>
+                <w:highlight w:val="none"/>
+                <w:lang w:val="ru-RU"/>
+              </w:rPr>
+            </w:r>
+            <w:r>
+              <w:rPr>
+                <w:rFonts w:ascii="Times New Roman" w:hAnsi="Times New Roman" w:eastAsia="Times New Roman" w:cs="Times New Roman"/>
+                <w:sz w:val="28"/>
+                <w:szCs w:val="28"/>
+                <w:highlight w:val="none"/>
+                <w:lang w:val="ru-RU"/>
+              </w:rPr>
+              <w:t xml:space="preserve">Добавление новых страниц. Переименование файлов (для удобства). Обновление стилей. Написание header</w:t>
+            </w:r>
+            <w:r>
+              <w:rPr>
+                <w:rFonts w:ascii="Times New Roman" w:hAnsi="Times New Roman" w:eastAsia="Times New Roman" w:cs="Times New Roman"/>
+                <w:sz w:val="28"/>
+                <w:szCs w:val="28"/>
+                <w:highlight w:val="none"/>
+                <w:lang w:val="ru-RU"/>
+              </w:rPr>
+            </w:r>
+            <w:r>
+              <w:rPr>
+                <w:rFonts w:ascii="Times New Roman" w:hAnsi="Times New Roman" w:eastAsia="Times New Roman" w:cs="Times New Roman"/>
+                <w:sz w:val="28"/>
+                <w:szCs w:val="28"/>
+                <w:highlight w:val="none"/>
+                <w:lang w:val="ru-RU"/>
               </w:rPr>
             </w:r>
           </w:p>
